--- a/lab assignment/unit 4/report.docx
+++ b/lab assignment/unit 4/report.docx
@@ -94,18 +94,21 @@
           <w:sz w:val="40"/>
           <w:szCs w:val="40"/>
         </w:rPr>
-        <w:t>Program (Class / Semester / Batch): B.Tech (CSE /Robotics and AI)  Sem-A</w:t>
-      </w:r>
-    </w:p>
-    <w:p>
-      <w:pPr>
+        <w:t xml:space="preserve">Program (Class / Semester / Batch): </w:t>
+      </w:r>
+      <w:proofErr w:type="spellStart"/>
+      <w:proofErr w:type="gramStart"/>
+      <w:r>
         <w:rPr>
           <w:b/>
           <w:bCs/>
           <w:sz w:val="40"/>
           <w:szCs w:val="40"/>
         </w:rPr>
-      </w:pPr>
+        <w:t>B.Tech</w:t>
+      </w:r>
+      <w:proofErr w:type="spellEnd"/>
+      <w:proofErr w:type="gramEnd"/>
       <w:r>
         <w:rPr>
           <w:b/>
@@ -113,18 +116,19 @@
           <w:sz w:val="40"/>
           <w:szCs w:val="40"/>
         </w:rPr>
-        <w:t xml:space="preserve"> Course Title: Data Structures</w:t>
-      </w:r>
-    </w:p>
-    <w:p>
-      <w:pPr>
+        <w:t xml:space="preserve"> (CSE /Robotics and </w:t>
+      </w:r>
+      <w:proofErr w:type="gramStart"/>
+      <w:r>
         <w:rPr>
           <w:b/>
           <w:bCs/>
           <w:sz w:val="40"/>
           <w:szCs w:val="40"/>
         </w:rPr>
-      </w:pPr>
+        <w:t>AI)  Sem</w:t>
+      </w:r>
+      <w:proofErr w:type="gramEnd"/>
       <w:r>
         <w:rPr>
           <w:b/>
@@ -132,7 +136,7 @@
           <w:sz w:val="40"/>
           <w:szCs w:val="40"/>
         </w:rPr>
-        <w:t xml:space="preserve"> Course Code: ETCCDS202</w:t>
+        <w:t>-A</w:t>
       </w:r>
     </w:p>
     <w:p>
@@ -151,46 +155,46 @@
           <w:sz w:val="40"/>
           <w:szCs w:val="40"/>
         </w:rPr>
-        <w:t xml:space="preserve">Unit Number: </w:t>
-      </w:r>
-      <w:r>
+        <w:t xml:space="preserve"> Course Title: Data Structures</w:t>
+      </w:r>
+    </w:p>
+    <w:p>
+      <w:pPr>
         <w:rPr>
           <w:b/>
           <w:bCs/>
           <w:sz w:val="40"/>
           <w:szCs w:val="40"/>
         </w:rPr>
-        <w:t>4</w:t>
-      </w:r>
-    </w:p>
-    <w:p>
-      <w:pPr>
+      </w:pPr>
+      <w:r>
         <w:rPr>
           <w:b/>
           <w:bCs/>
           <w:sz w:val="40"/>
           <w:szCs w:val="40"/>
         </w:rPr>
-      </w:pPr>
-      <w:r>
+        <w:t xml:space="preserve"> Course Code: ETCCDS202</w:t>
+      </w:r>
+    </w:p>
+    <w:p>
+      <w:pPr>
         <w:rPr>
           <w:b/>
           <w:bCs/>
           <w:sz w:val="40"/>
           <w:szCs w:val="40"/>
         </w:rPr>
-        <w:t>Unit Title: Sorting Algorithms</w:t>
-      </w:r>
-    </w:p>
-    <w:p>
-      <w:pPr>
+      </w:pPr>
+      <w:r>
         <w:rPr>
           <w:b/>
           <w:bCs/>
           <w:sz w:val="40"/>
           <w:szCs w:val="40"/>
         </w:rPr>
-      </w:pPr>
+        <w:t xml:space="preserve">Unit Number: </w:t>
+      </w:r>
       <w:r>
         <w:rPr>
           <w:b/>
@@ -198,7 +202,7 @@
           <w:sz w:val="40"/>
           <w:szCs w:val="40"/>
         </w:rPr>
-        <w:t xml:space="preserve"> Student Name: Ajitesh Singh Gusain</w:t>
+        <w:t>4</w:t>
       </w:r>
     </w:p>
     <w:p>
@@ -217,7 +221,7 @@
           <w:sz w:val="40"/>
           <w:szCs w:val="40"/>
         </w:rPr>
-        <w:t>Roll No. :2501630014</w:t>
+        <w:t>Unit Title: Sorting Algorithms</w:t>
       </w:r>
     </w:p>
     <w:p>
@@ -236,7 +240,65 @@
           <w:sz w:val="40"/>
           <w:szCs w:val="40"/>
         </w:rPr>
-        <w:t>Submitted to: Dr . Aarti Sangwan</w:t>
+        <w:t xml:space="preserve"> Student Name: Ajitesh Singh Gusain</w:t>
+      </w:r>
+    </w:p>
+    <w:p>
+      <w:pPr>
+        <w:rPr>
+          <w:b/>
+          <w:bCs/>
+          <w:sz w:val="40"/>
+          <w:szCs w:val="40"/>
+        </w:rPr>
+      </w:pPr>
+      <w:r>
+        <w:rPr>
+          <w:b/>
+          <w:bCs/>
+          <w:sz w:val="40"/>
+          <w:szCs w:val="40"/>
+        </w:rPr>
+        <w:t>Roll No. :2501630014</w:t>
+      </w:r>
+    </w:p>
+    <w:p>
+      <w:pPr>
+        <w:rPr>
+          <w:b/>
+          <w:bCs/>
+          <w:sz w:val="40"/>
+          <w:szCs w:val="40"/>
+        </w:rPr>
+      </w:pPr>
+      <w:r>
+        <w:rPr>
+          <w:b/>
+          <w:bCs/>
+          <w:sz w:val="40"/>
+          <w:szCs w:val="40"/>
+        </w:rPr>
+        <w:t xml:space="preserve">Submitted to: </w:t>
+      </w:r>
+      <w:proofErr w:type="gramStart"/>
+      <w:r>
+        <w:rPr>
+          <w:b/>
+          <w:bCs/>
+          <w:sz w:val="40"/>
+          <w:szCs w:val="40"/>
+        </w:rPr>
+        <w:t>Dr .</w:t>
+      </w:r>
+      <w:proofErr w:type="gramEnd"/>
+      <w:r>
+        <w:rPr>
+          <w:b/>
+          <w:bCs/>
+          <w:sz w:val="40"/>
+          <w:szCs w:val="40"/>
+        </w:rPr>
+        <w:t xml:space="preserve"> Aarti Sangwan</w:t>
       </w:r>
     </w:p>
     <w:p/>
@@ -325,19 +387,36 @@
         </w:rPr>
         <w:t xml:space="preserve"> Traversal: In a Binary Search Tree, the left subtree contains only nodes with keys lesser than the root, and the right subtree contains only nodes with keys greater than the root. By following the </w:t>
       </w:r>
-      <w:r>
-        <w:rPr>
-          <w:sz w:val="28"/>
-          <w:szCs w:val="28"/>
-        </w:rPr>
-        <w:t>In order</w:t>
-      </w:r>
-      <w:r>
-        <w:rPr>
-          <w:sz w:val="28"/>
-          <w:szCs w:val="28"/>
-        </w:rPr>
-        <w:t xml:space="preserve"> pattern (Left </w:t>
+      <w:proofErr w:type="gramStart"/>
+      <w:r>
+        <w:rPr>
+          <w:sz w:val="28"/>
+          <w:szCs w:val="28"/>
+        </w:rPr>
+        <w:t>In</w:t>
+      </w:r>
+      <w:proofErr w:type="gramEnd"/>
+      <w:r>
+        <w:rPr>
+          <w:sz w:val="28"/>
+          <w:szCs w:val="28"/>
+        </w:rPr>
+        <w:t xml:space="preserve"> order</w:t>
+      </w:r>
+      <w:r>
+        <w:rPr>
+          <w:sz w:val="28"/>
+          <w:szCs w:val="28"/>
+        </w:rPr>
+        <w:t xml:space="preserve"> pattern (</w:t>
+      </w:r>
+      <w:proofErr w:type="gramStart"/>
+      <w:r>
+        <w:rPr>
+          <w:sz w:val="28"/>
+          <w:szCs w:val="28"/>
+        </w:rPr>
+        <w:t xml:space="preserve">Left </w:t>
       </w:r>
       <w:r>
         <w:rPr>
@@ -353,6 +432,7 @@
         </w:rPr>
         <w:t>&gt;</w:t>
       </w:r>
+      <w:proofErr w:type="gramEnd"/>
       <w:r>
         <w:rPr>
           <w:sz w:val="28"/>
@@ -410,7 +490,23 @@
           <w:sz w:val="28"/>
           <w:szCs w:val="28"/>
         </w:rPr>
-        <w:t>Average Case O(\log n): In a balanced tree, each comparison allows us to discard approximately half of the remaining search space, leading to logarithmic time performance.</w:t>
+        <w:t xml:space="preserve">Average Case </w:t>
+      </w:r>
+      <w:proofErr w:type="gramStart"/>
+      <w:r>
+        <w:rPr>
+          <w:sz w:val="28"/>
+          <w:szCs w:val="28"/>
+        </w:rPr>
+        <w:t>O(</w:t>
+      </w:r>
+      <w:proofErr w:type="gramEnd"/>
+      <w:r>
+        <w:rPr>
+          <w:sz w:val="28"/>
+          <w:szCs w:val="28"/>
+        </w:rPr>
+        <w:t>\log n): In a balanced tree, each comparison allows us to discard approximately half of the remaining search space, leading to logarithmic time performance.</w:t>
       </w:r>
     </w:p>
     <w:p>
@@ -455,6 +551,7 @@
         <w:rPr>
           <w:b/>
           <w:bCs/>
+          <w:noProof/>
           <w:sz w:val="36"/>
           <w:szCs w:val="36"/>
         </w:rPr>
@@ -606,6 +703,7 @@
       </w:pPr>
       <w:r>
         <w:rPr>
+          <w:noProof/>
           <w:sz w:val="28"/>
           <w:szCs w:val="28"/>
         </w:rPr>
@@ -677,21 +775,7 @@
           <w:sz w:val="28"/>
           <w:szCs w:val="28"/>
         </w:rPr>
-        <w:t xml:space="preserve">BFS vs. DFS: Breadth-First Search (BFS) explores the graph level-by-level, visiting all immediate </w:t>
-      </w:r>
-      <w:r>
-        <w:rPr>
-          <w:sz w:val="28"/>
-          <w:szCs w:val="28"/>
-        </w:rPr>
-        <w:t>neighbours</w:t>
-      </w:r>
-      <w:r>
-        <w:rPr>
-          <w:sz w:val="28"/>
-          <w:szCs w:val="28"/>
-        </w:rPr>
-        <w:t xml:space="preserve"> before moving to the next depth. In contrast, Depth-First Search (DFS) explores as far as possible along a single branch before backtracking to explore other paths.</w:t>
+        <w:t>BFS vs. DFS: Breadth-First Search (BFS) explores the graph level-by-level, visiting all immediate neighbours before moving to the next depth. In contrast, Depth-First Search (DFS) explores as far as possible along a single branch before backtracking to explore other paths.</w:t>
       </w:r>
     </w:p>
     <w:p>
@@ -760,6 +844,7 @@
         <w:rPr>
           <w:b/>
           <w:bCs/>
+          <w:noProof/>
           <w:sz w:val="36"/>
           <w:szCs w:val="36"/>
         </w:rPr>
@@ -900,6 +985,7 @@
         <w:rPr>
           <w:b/>
           <w:bCs/>
+          <w:noProof/>
           <w:sz w:val="36"/>
           <w:szCs w:val="36"/>
         </w:rPr>
@@ -953,6 +1039,7 @@
         <w:rPr>
           <w:b/>
           <w:bCs/>
+          <w:noProof/>
           <w:sz w:val="36"/>
           <w:szCs w:val="36"/>
         </w:rPr>
@@ -1007,6 +1094,7 @@
         <w:rPr>
           <w:b/>
           <w:bCs/>
+          <w:noProof/>
           <w:sz w:val="36"/>
           <w:szCs w:val="36"/>
         </w:rPr>
@@ -1061,6 +1149,7 @@
         <w:rPr>
           <w:b/>
           <w:bCs/>
+          <w:noProof/>
           <w:sz w:val="36"/>
           <w:szCs w:val="36"/>
         </w:rPr>
@@ -1100,6 +1189,69 @@
             </a:graphic>
           </wp:inline>
         </w:drawing>
+      </w:r>
+    </w:p>
+    <w:p>
+      <w:pPr>
+        <w:rPr>
+          <w:b/>
+          <w:bCs/>
+          <w:sz w:val="36"/>
+          <w:szCs w:val="36"/>
+        </w:rPr>
+      </w:pPr>
+    </w:p>
+    <w:p>
+      <w:pPr>
+        <w:rPr>
+          <w:b/>
+          <w:bCs/>
+          <w:sz w:val="36"/>
+          <w:szCs w:val="36"/>
+        </w:rPr>
+      </w:pPr>
+      <w:proofErr w:type="spellStart"/>
+      <w:r>
+        <w:rPr>
+          <w:b/>
+          <w:bCs/>
+          <w:sz w:val="36"/>
+          <w:szCs w:val="36"/>
+        </w:rPr>
+        <w:t>Github</w:t>
+      </w:r>
+      <w:proofErr w:type="spellEnd"/>
+      <w:r>
+        <w:rPr>
+          <w:b/>
+          <w:bCs/>
+          <w:sz w:val="36"/>
+          <w:szCs w:val="36"/>
+        </w:rPr>
+        <w:t xml:space="preserve"> </w:t>
+      </w:r>
+      <w:proofErr w:type="gramStart"/>
+      <w:r>
+        <w:rPr>
+          <w:b/>
+          <w:bCs/>
+          <w:sz w:val="36"/>
+          <w:szCs w:val="36"/>
+        </w:rPr>
+        <w:t>link:-</w:t>
+      </w:r>
+      <w:proofErr w:type="gramEnd"/>
+      <w:r>
+        <w:t xml:space="preserve"> </w:t>
+      </w:r>
+      <w:r>
+        <w:rPr>
+          <w:b/>
+          <w:bCs/>
+          <w:sz w:val="36"/>
+          <w:szCs w:val="36"/>
+        </w:rPr>
+        <w:t>https://github.com/ajiteshgusain/dsa-assignment/tree/main/lab%20assignment/unit%204</w:t>
       </w:r>
     </w:p>
     <w:sectPr>
@@ -2329,6 +2481,7 @@
   <w:style w:type="character" w:default="1" w:styleId="DefaultParagraphFont">
     <w:name w:val="Default Paragraph Font"/>
     <w:uiPriority w:val="1"/>
+    <w:semiHidden/>
     <w:unhideWhenUsed/>
   </w:style>
   <w:style w:type="table" w:default="1" w:styleId="TableNormal">
